--- a/dokumentacja.docx
+++ b/dokumentacja.docx
@@ -10,6 +10,1426 @@
         <w:t xml:space="preserve"> 26.05.2026r.</w:t>
       </w:r>
     </w:p>
+    <w:p>
+      <w:pPr>
+        <w:pStyle w:val="isselectedend"/>
+      </w:pPr>
+      <w:r>
+        <w:t>Cel projektu:</w:t>
+      </w:r>
+      <w:r>
+        <w:t xml:space="preserve"> </w:t>
+      </w:r>
+    </w:p>
+    <w:p>
+      <w:pPr>
+        <w:pStyle w:val="NormalnyWeb"/>
+      </w:pPr>
+      <w:r>
+        <w:t>Celem projektu jest stworzenie prostej gry konsolowej w języku C++, wykorzystującej tablicę dwuwymiarową jako planszę gry. Gracz porusza się po planszy za pomocą klawiszy W, A, S, D i zbiera monety rozmieszczone na różnych polach. Za każdą zebraną monetę otrzymuje punkt. Program wyświetla aktualny stan planszy, pozycję gracza oraz liczbę zdobytych punktów. Gra kończy się po zebraniu wszystkich monet.</w:t>
+      </w:r>
+    </w:p>
+    <w:p>
+      <w:pPr>
+        <w:pStyle w:val="NormalnyWeb"/>
+      </w:pPr>
+      <w:r>
+        <w:t xml:space="preserve">02.06.2026r. </w:t>
+      </w:r>
+    </w:p>
+    <w:p>
+      <w:pPr>
+        <w:shd w:val="clear" w:color="auto" w:fill="121314"/>
+        <w:spacing w:after="0" w:line="285" w:lineRule="atLeast"/>
+        <w:rPr>
+          <w:rFonts w:ascii="Consolas" w:eastAsia="Times New Roman" w:hAnsi="Consolas" w:cs="Times New Roman"/>
+          <w:color w:val="BBBEBF"/>
+          <w:sz w:val="21"/>
+          <w:szCs w:val="21"/>
+          <w:lang w:eastAsia="pl-PL"/>
+        </w:rPr>
+      </w:pPr>
+      <w:r>
+        <w:rPr>
+          <w:rFonts w:ascii="Consolas" w:eastAsia="Times New Roman" w:hAnsi="Consolas" w:cs="Times New Roman"/>
+          <w:color w:val="C586C0"/>
+          <w:sz w:val="21"/>
+          <w:szCs w:val="21"/>
+          <w:lang w:eastAsia="pl-PL"/>
+        </w:rPr>
+        <w:t>#include</w:t>
+      </w:r>
+      <w:r>
+        <w:rPr>
+          <w:rFonts w:ascii="Consolas" w:eastAsia="Times New Roman" w:hAnsi="Consolas" w:cs="Times New Roman"/>
+          <w:color w:val="569CD6"/>
+          <w:sz w:val="21"/>
+          <w:szCs w:val="21"/>
+          <w:lang w:eastAsia="pl-PL"/>
+        </w:rPr>
+        <w:t xml:space="preserve"> </w:t>
+      </w:r>
+      <w:r>
+        <w:rPr>
+          <w:rFonts w:ascii="Consolas" w:eastAsia="Times New Roman" w:hAnsi="Consolas" w:cs="Times New Roman"/>
+          <w:color w:val="A5D6FF"/>
+          <w:sz w:val="21"/>
+          <w:szCs w:val="21"/>
+          <w:lang w:eastAsia="pl-PL"/>
+        </w:rPr>
+        <w:t>&lt;iostream&gt;</w:t>
+      </w:r>
+    </w:p>
+    <w:p>
+      <w:pPr>
+        <w:shd w:val="clear" w:color="auto" w:fill="121314"/>
+        <w:spacing w:after="0" w:line="285" w:lineRule="atLeast"/>
+        <w:rPr>
+          <w:rFonts w:ascii="Consolas" w:eastAsia="Times New Roman" w:hAnsi="Consolas" w:cs="Times New Roman"/>
+          <w:color w:val="BBBEBF"/>
+          <w:sz w:val="21"/>
+          <w:szCs w:val="21"/>
+          <w:lang w:eastAsia="pl-PL"/>
+        </w:rPr>
+      </w:pPr>
+      <w:r>
+        <w:rPr>
+          <w:rFonts w:ascii="Consolas" w:eastAsia="Times New Roman" w:hAnsi="Consolas" w:cs="Times New Roman"/>
+          <w:color w:val="C586C0"/>
+          <w:sz w:val="21"/>
+          <w:szCs w:val="21"/>
+          <w:lang w:eastAsia="pl-PL"/>
+        </w:rPr>
+        <w:t>using</w:t>
+      </w:r>
+      <w:r>
+        <w:rPr>
+          <w:rFonts w:ascii="Consolas" w:eastAsia="Times New Roman" w:hAnsi="Consolas" w:cs="Times New Roman"/>
+          <w:color w:val="BBBEBF"/>
+          <w:sz w:val="21"/>
+          <w:szCs w:val="21"/>
+          <w:lang w:eastAsia="pl-PL"/>
+        </w:rPr>
+        <w:t xml:space="preserve"> </w:t>
+      </w:r>
+      <w:r>
+        <w:rPr>
+          <w:rFonts w:ascii="Consolas" w:eastAsia="Times New Roman" w:hAnsi="Consolas" w:cs="Times New Roman"/>
+          <w:color w:val="FF7B72"/>
+          <w:sz w:val="21"/>
+          <w:szCs w:val="21"/>
+          <w:lang w:eastAsia="pl-PL"/>
+        </w:rPr>
+        <w:t>namespace</w:t>
+      </w:r>
+      <w:r>
+        <w:rPr>
+          <w:rFonts w:ascii="Consolas" w:eastAsia="Times New Roman" w:hAnsi="Consolas" w:cs="Times New Roman"/>
+          <w:color w:val="BBBEBF"/>
+          <w:sz w:val="21"/>
+          <w:szCs w:val="21"/>
+          <w:lang w:eastAsia="pl-PL"/>
+        </w:rPr>
+        <w:t xml:space="preserve"> </w:t>
+      </w:r>
+      <w:r>
+        <w:rPr>
+          <w:rFonts w:ascii="Consolas" w:eastAsia="Times New Roman" w:hAnsi="Consolas" w:cs="Times New Roman"/>
+          <w:color w:val="4EC9B0"/>
+          <w:sz w:val="21"/>
+          <w:szCs w:val="21"/>
+          <w:lang w:eastAsia="pl-PL"/>
+        </w:rPr>
+        <w:t>std</w:t>
+      </w:r>
+      <w:r>
+        <w:rPr>
+          <w:rFonts w:ascii="Consolas" w:eastAsia="Times New Roman" w:hAnsi="Consolas" w:cs="Times New Roman"/>
+          <w:color w:val="BBBEBF"/>
+          <w:sz w:val="21"/>
+          <w:szCs w:val="21"/>
+          <w:lang w:eastAsia="pl-PL"/>
+        </w:rPr>
+        <w:t>;</w:t>
+      </w:r>
+    </w:p>
+    <w:p>
+      <w:pPr>
+        <w:shd w:val="clear" w:color="auto" w:fill="121314"/>
+        <w:spacing w:after="0" w:line="285" w:lineRule="atLeast"/>
+        <w:rPr>
+          <w:rFonts w:ascii="Consolas" w:eastAsia="Times New Roman" w:hAnsi="Consolas" w:cs="Times New Roman"/>
+          <w:color w:val="BBBEBF"/>
+          <w:sz w:val="21"/>
+          <w:szCs w:val="21"/>
+          <w:lang w:eastAsia="pl-PL"/>
+        </w:rPr>
+      </w:pPr>
+      <w:r>
+        <w:rPr>
+          <w:rFonts w:ascii="Consolas" w:eastAsia="Times New Roman" w:hAnsi="Consolas" w:cs="Times New Roman"/>
+          <w:color w:val="FF7B72"/>
+          <w:sz w:val="21"/>
+          <w:szCs w:val="21"/>
+          <w:lang w:eastAsia="pl-PL"/>
+        </w:rPr>
+        <w:t>int</w:t>
+      </w:r>
+      <w:r>
+        <w:rPr>
+          <w:rFonts w:ascii="Consolas" w:eastAsia="Times New Roman" w:hAnsi="Consolas" w:cs="Times New Roman"/>
+          <w:color w:val="BBBEBF"/>
+          <w:sz w:val="21"/>
+          <w:szCs w:val="21"/>
+          <w:lang w:eastAsia="pl-PL"/>
+        </w:rPr>
+        <w:t xml:space="preserve"> </w:t>
+      </w:r>
+      <w:r>
+        <w:rPr>
+          <w:rFonts w:ascii="Consolas" w:eastAsia="Times New Roman" w:hAnsi="Consolas" w:cs="Times New Roman"/>
+          <w:color w:val="D2A8FF"/>
+          <w:sz w:val="21"/>
+          <w:szCs w:val="21"/>
+          <w:lang w:eastAsia="pl-PL"/>
+        </w:rPr>
+        <w:t>main</w:t>
+      </w:r>
+      <w:r>
+        <w:rPr>
+          <w:rFonts w:ascii="Consolas" w:eastAsia="Times New Roman" w:hAnsi="Consolas" w:cs="Times New Roman"/>
+          <w:color w:val="BBBEBF"/>
+          <w:sz w:val="21"/>
+          <w:szCs w:val="21"/>
+          <w:lang w:eastAsia="pl-PL"/>
+        </w:rPr>
+        <w:t>()</w:t>
+      </w:r>
+    </w:p>
+    <w:p>
+      <w:pPr>
+        <w:shd w:val="clear" w:color="auto" w:fill="121314"/>
+        <w:spacing w:after="0" w:line="285" w:lineRule="atLeast"/>
+        <w:rPr>
+          <w:rFonts w:ascii="Consolas" w:eastAsia="Times New Roman" w:hAnsi="Consolas" w:cs="Times New Roman"/>
+          <w:color w:val="BBBEBF"/>
+          <w:sz w:val="21"/>
+          <w:szCs w:val="21"/>
+          <w:lang w:eastAsia="pl-PL"/>
+        </w:rPr>
+      </w:pPr>
+      <w:r>
+        <w:rPr>
+          <w:rFonts w:ascii="Consolas" w:eastAsia="Times New Roman" w:hAnsi="Consolas" w:cs="Times New Roman"/>
+          <w:color w:val="BBBEBF"/>
+          <w:sz w:val="21"/>
+          <w:szCs w:val="21"/>
+          <w:lang w:eastAsia="pl-PL"/>
+        </w:rPr>
+        <w:t>{</w:t>
+      </w:r>
+    </w:p>
+    <w:p>
+      <w:pPr>
+        <w:shd w:val="clear" w:color="auto" w:fill="121314"/>
+        <w:spacing w:after="0" w:line="285" w:lineRule="atLeast"/>
+        <w:rPr>
+          <w:rFonts w:ascii="Consolas" w:eastAsia="Times New Roman" w:hAnsi="Consolas" w:cs="Times New Roman"/>
+          <w:color w:val="BBBEBF"/>
+          <w:sz w:val="21"/>
+          <w:szCs w:val="21"/>
+          <w:lang w:eastAsia="pl-PL"/>
+        </w:rPr>
+      </w:pPr>
+      <w:r>
+        <w:rPr>
+          <w:rFonts w:ascii="Consolas" w:eastAsia="Times New Roman" w:hAnsi="Consolas" w:cs="Times New Roman"/>
+          <w:color w:val="BBBEBF"/>
+          <w:sz w:val="21"/>
+          <w:szCs w:val="21"/>
+          <w:lang w:eastAsia="pl-PL"/>
+        </w:rPr>
+        <w:t xml:space="preserve">    cout </w:t>
+      </w:r>
+      <w:r>
+        <w:rPr>
+          <w:rFonts w:ascii="Consolas" w:eastAsia="Times New Roman" w:hAnsi="Consolas" w:cs="Times New Roman"/>
+          <w:color w:val="D4D4D4"/>
+          <w:sz w:val="21"/>
+          <w:szCs w:val="21"/>
+          <w:lang w:eastAsia="pl-PL"/>
+        </w:rPr>
+        <w:t>&lt;&lt;</w:t>
+      </w:r>
+      <w:r>
+        <w:rPr>
+          <w:rFonts w:ascii="Consolas" w:eastAsia="Times New Roman" w:hAnsi="Consolas" w:cs="Times New Roman"/>
+          <w:color w:val="BBBEBF"/>
+          <w:sz w:val="21"/>
+          <w:szCs w:val="21"/>
+          <w:lang w:eastAsia="pl-PL"/>
+        </w:rPr>
+        <w:t xml:space="preserve"> </w:t>
+      </w:r>
+      <w:r>
+        <w:rPr>
+          <w:rFonts w:ascii="Consolas" w:eastAsia="Times New Roman" w:hAnsi="Consolas" w:cs="Times New Roman"/>
+          <w:color w:val="A5D6FF"/>
+          <w:sz w:val="21"/>
+          <w:szCs w:val="21"/>
+          <w:lang w:eastAsia="pl-PL"/>
+        </w:rPr>
+        <w:t>"=================================</w:t>
+      </w:r>
+      <w:r>
+        <w:rPr>
+          <w:rFonts w:ascii="Consolas" w:eastAsia="Times New Roman" w:hAnsi="Consolas" w:cs="Times New Roman"/>
+          <w:color w:val="D7BA7D"/>
+          <w:sz w:val="21"/>
+          <w:szCs w:val="21"/>
+          <w:lang w:eastAsia="pl-PL"/>
+        </w:rPr>
+        <w:t>\n</w:t>
+      </w:r>
+      <w:r>
+        <w:rPr>
+          <w:rFonts w:ascii="Consolas" w:eastAsia="Times New Roman" w:hAnsi="Consolas" w:cs="Times New Roman"/>
+          <w:color w:val="A5D6FF"/>
+          <w:sz w:val="21"/>
+          <w:szCs w:val="21"/>
+          <w:lang w:eastAsia="pl-PL"/>
+        </w:rPr>
+        <w:t>"</w:t>
+      </w:r>
+      <w:r>
+        <w:rPr>
+          <w:rFonts w:ascii="Consolas" w:eastAsia="Times New Roman" w:hAnsi="Consolas" w:cs="Times New Roman"/>
+          <w:color w:val="BBBEBF"/>
+          <w:sz w:val="21"/>
+          <w:szCs w:val="21"/>
+          <w:lang w:eastAsia="pl-PL"/>
+        </w:rPr>
+        <w:t>;</w:t>
+      </w:r>
+    </w:p>
+    <w:p>
+      <w:pPr>
+        <w:shd w:val="clear" w:color="auto" w:fill="121314"/>
+        <w:spacing w:after="0" w:line="285" w:lineRule="atLeast"/>
+        <w:rPr>
+          <w:rFonts w:ascii="Consolas" w:eastAsia="Times New Roman" w:hAnsi="Consolas" w:cs="Times New Roman"/>
+          <w:color w:val="BBBEBF"/>
+          <w:sz w:val="21"/>
+          <w:szCs w:val="21"/>
+          <w:lang w:eastAsia="pl-PL"/>
+        </w:rPr>
+      </w:pPr>
+      <w:r>
+        <w:rPr>
+          <w:rFonts w:ascii="Consolas" w:eastAsia="Times New Roman" w:hAnsi="Consolas" w:cs="Times New Roman"/>
+          <w:color w:val="BBBEBF"/>
+          <w:sz w:val="21"/>
+          <w:szCs w:val="21"/>
+          <w:lang w:eastAsia="pl-PL"/>
+        </w:rPr>
+        <w:t xml:space="preserve">cout </w:t>
+      </w:r>
+      <w:r>
+        <w:rPr>
+          <w:rFonts w:ascii="Consolas" w:eastAsia="Times New Roman" w:hAnsi="Consolas" w:cs="Times New Roman"/>
+          <w:color w:val="D4D4D4"/>
+          <w:sz w:val="21"/>
+          <w:szCs w:val="21"/>
+          <w:lang w:eastAsia="pl-PL"/>
+        </w:rPr>
+        <w:t>&lt;&lt;</w:t>
+      </w:r>
+      <w:r>
+        <w:rPr>
+          <w:rFonts w:ascii="Consolas" w:eastAsia="Times New Roman" w:hAnsi="Consolas" w:cs="Times New Roman"/>
+          <w:color w:val="BBBEBF"/>
+          <w:sz w:val="21"/>
+          <w:szCs w:val="21"/>
+          <w:lang w:eastAsia="pl-PL"/>
+        </w:rPr>
+        <w:t xml:space="preserve"> </w:t>
+      </w:r>
+      <w:r>
+        <w:rPr>
+          <w:rFonts w:ascii="Consolas" w:eastAsia="Times New Roman" w:hAnsi="Consolas" w:cs="Times New Roman"/>
+          <w:color w:val="A5D6FF"/>
+          <w:sz w:val="21"/>
+          <w:szCs w:val="21"/>
+          <w:lang w:eastAsia="pl-PL"/>
+        </w:rPr>
+        <w:t>"      ZBIERANIE MONET</w:t>
+      </w:r>
+      <w:r>
+        <w:rPr>
+          <w:rFonts w:ascii="Consolas" w:eastAsia="Times New Roman" w:hAnsi="Consolas" w:cs="Times New Roman"/>
+          <w:color w:val="D7BA7D"/>
+          <w:sz w:val="21"/>
+          <w:szCs w:val="21"/>
+          <w:lang w:eastAsia="pl-PL"/>
+        </w:rPr>
+        <w:t>\n</w:t>
+      </w:r>
+      <w:r>
+        <w:rPr>
+          <w:rFonts w:ascii="Consolas" w:eastAsia="Times New Roman" w:hAnsi="Consolas" w:cs="Times New Roman"/>
+          <w:color w:val="A5D6FF"/>
+          <w:sz w:val="21"/>
+          <w:szCs w:val="21"/>
+          <w:lang w:eastAsia="pl-PL"/>
+        </w:rPr>
+        <w:t>"</w:t>
+      </w:r>
+      <w:r>
+        <w:rPr>
+          <w:rFonts w:ascii="Consolas" w:eastAsia="Times New Roman" w:hAnsi="Consolas" w:cs="Times New Roman"/>
+          <w:color w:val="BBBEBF"/>
+          <w:sz w:val="21"/>
+          <w:szCs w:val="21"/>
+          <w:lang w:eastAsia="pl-PL"/>
+        </w:rPr>
+        <w:t>;</w:t>
+      </w:r>
+    </w:p>
+    <w:p>
+      <w:pPr>
+        <w:shd w:val="clear" w:color="auto" w:fill="121314"/>
+        <w:spacing w:after="0" w:line="285" w:lineRule="atLeast"/>
+        <w:rPr>
+          <w:rFonts w:ascii="Consolas" w:eastAsia="Times New Roman" w:hAnsi="Consolas" w:cs="Times New Roman"/>
+          <w:color w:val="BBBEBF"/>
+          <w:sz w:val="21"/>
+          <w:szCs w:val="21"/>
+          <w:lang w:eastAsia="pl-PL"/>
+        </w:rPr>
+      </w:pPr>
+      <w:r>
+        <w:rPr>
+          <w:rFonts w:ascii="Consolas" w:eastAsia="Times New Roman" w:hAnsi="Consolas" w:cs="Times New Roman"/>
+          <w:color w:val="BBBEBF"/>
+          <w:sz w:val="21"/>
+          <w:szCs w:val="21"/>
+          <w:lang w:eastAsia="pl-PL"/>
+        </w:rPr>
+        <w:t xml:space="preserve">cout </w:t>
+      </w:r>
+      <w:r>
+        <w:rPr>
+          <w:rFonts w:ascii="Consolas" w:eastAsia="Times New Roman" w:hAnsi="Consolas" w:cs="Times New Roman"/>
+          <w:color w:val="D4D4D4"/>
+          <w:sz w:val="21"/>
+          <w:szCs w:val="21"/>
+          <w:lang w:eastAsia="pl-PL"/>
+        </w:rPr>
+        <w:t>&lt;&lt;</w:t>
+      </w:r>
+      <w:r>
+        <w:rPr>
+          <w:rFonts w:ascii="Consolas" w:eastAsia="Times New Roman" w:hAnsi="Consolas" w:cs="Times New Roman"/>
+          <w:color w:val="BBBEBF"/>
+          <w:sz w:val="21"/>
+          <w:szCs w:val="21"/>
+          <w:lang w:eastAsia="pl-PL"/>
+        </w:rPr>
+        <w:t xml:space="preserve"> </w:t>
+      </w:r>
+      <w:r>
+        <w:rPr>
+          <w:rFonts w:ascii="Consolas" w:eastAsia="Times New Roman" w:hAnsi="Consolas" w:cs="Times New Roman"/>
+          <w:color w:val="A5D6FF"/>
+          <w:sz w:val="21"/>
+          <w:szCs w:val="21"/>
+          <w:lang w:eastAsia="pl-PL"/>
+        </w:rPr>
+        <w:t>"      Autor: Laura Terlecka</w:t>
+      </w:r>
+      <w:r>
+        <w:rPr>
+          <w:rFonts w:ascii="Consolas" w:eastAsia="Times New Roman" w:hAnsi="Consolas" w:cs="Times New Roman"/>
+          <w:color w:val="D7BA7D"/>
+          <w:sz w:val="21"/>
+          <w:szCs w:val="21"/>
+          <w:lang w:eastAsia="pl-PL"/>
+        </w:rPr>
+        <w:t>\n</w:t>
+      </w:r>
+      <w:r>
+        <w:rPr>
+          <w:rFonts w:ascii="Consolas" w:eastAsia="Times New Roman" w:hAnsi="Consolas" w:cs="Times New Roman"/>
+          <w:color w:val="A5D6FF"/>
+          <w:sz w:val="21"/>
+          <w:szCs w:val="21"/>
+          <w:lang w:eastAsia="pl-PL"/>
+        </w:rPr>
+        <w:t>"</w:t>
+      </w:r>
+      <w:r>
+        <w:rPr>
+          <w:rFonts w:ascii="Consolas" w:eastAsia="Times New Roman" w:hAnsi="Consolas" w:cs="Times New Roman"/>
+          <w:color w:val="BBBEBF"/>
+          <w:sz w:val="21"/>
+          <w:szCs w:val="21"/>
+          <w:lang w:eastAsia="pl-PL"/>
+        </w:rPr>
+        <w:t>;</w:t>
+      </w:r>
+    </w:p>
+    <w:p>
+      <w:pPr>
+        <w:shd w:val="clear" w:color="auto" w:fill="121314"/>
+        <w:spacing w:after="0" w:line="285" w:lineRule="atLeast"/>
+        <w:rPr>
+          <w:rFonts w:ascii="Consolas" w:eastAsia="Times New Roman" w:hAnsi="Consolas" w:cs="Times New Roman"/>
+          <w:color w:val="BBBEBF"/>
+          <w:sz w:val="21"/>
+          <w:szCs w:val="21"/>
+          <w:lang w:eastAsia="pl-PL"/>
+        </w:rPr>
+      </w:pPr>
+      <w:r>
+        <w:rPr>
+          <w:rFonts w:ascii="Consolas" w:eastAsia="Times New Roman" w:hAnsi="Consolas" w:cs="Times New Roman"/>
+          <w:color w:val="BBBEBF"/>
+          <w:sz w:val="21"/>
+          <w:szCs w:val="21"/>
+          <w:lang w:eastAsia="pl-PL"/>
+        </w:rPr>
+        <w:t xml:space="preserve">cout </w:t>
+      </w:r>
+      <w:r>
+        <w:rPr>
+          <w:rFonts w:ascii="Consolas" w:eastAsia="Times New Roman" w:hAnsi="Consolas" w:cs="Times New Roman"/>
+          <w:color w:val="D4D4D4"/>
+          <w:sz w:val="21"/>
+          <w:szCs w:val="21"/>
+          <w:lang w:eastAsia="pl-PL"/>
+        </w:rPr>
+        <w:t>&lt;&lt;</w:t>
+      </w:r>
+      <w:r>
+        <w:rPr>
+          <w:rFonts w:ascii="Consolas" w:eastAsia="Times New Roman" w:hAnsi="Consolas" w:cs="Times New Roman"/>
+          <w:color w:val="BBBEBF"/>
+          <w:sz w:val="21"/>
+          <w:szCs w:val="21"/>
+          <w:lang w:eastAsia="pl-PL"/>
+        </w:rPr>
+        <w:t xml:space="preserve"> </w:t>
+      </w:r>
+      <w:r>
+        <w:rPr>
+          <w:rFonts w:ascii="Consolas" w:eastAsia="Times New Roman" w:hAnsi="Consolas" w:cs="Times New Roman"/>
+          <w:color w:val="A5D6FF"/>
+          <w:sz w:val="21"/>
+          <w:szCs w:val="21"/>
+          <w:lang w:eastAsia="pl-PL"/>
+        </w:rPr>
+        <w:t>"=================================</w:t>
+      </w:r>
+      <w:r>
+        <w:rPr>
+          <w:rFonts w:ascii="Consolas" w:eastAsia="Times New Roman" w:hAnsi="Consolas" w:cs="Times New Roman"/>
+          <w:color w:val="D7BA7D"/>
+          <w:sz w:val="21"/>
+          <w:szCs w:val="21"/>
+          <w:lang w:eastAsia="pl-PL"/>
+        </w:rPr>
+        <w:t>\n</w:t>
+      </w:r>
+      <w:r>
+        <w:rPr>
+          <w:rFonts w:ascii="Consolas" w:eastAsia="Times New Roman" w:hAnsi="Consolas" w:cs="Times New Roman"/>
+          <w:color w:val="A5D6FF"/>
+          <w:sz w:val="21"/>
+          <w:szCs w:val="21"/>
+          <w:lang w:eastAsia="pl-PL"/>
+        </w:rPr>
+        <w:t>"</w:t>
+      </w:r>
+      <w:r>
+        <w:rPr>
+          <w:rFonts w:ascii="Consolas" w:eastAsia="Times New Roman" w:hAnsi="Consolas" w:cs="Times New Roman"/>
+          <w:color w:val="BBBEBF"/>
+          <w:sz w:val="21"/>
+          <w:szCs w:val="21"/>
+          <w:lang w:eastAsia="pl-PL"/>
+        </w:rPr>
+        <w:t>;</w:t>
+      </w:r>
+    </w:p>
+    <w:p>
+      <w:pPr>
+        <w:shd w:val="clear" w:color="auto" w:fill="121314"/>
+        <w:spacing w:after="0" w:line="285" w:lineRule="atLeast"/>
+        <w:rPr>
+          <w:rFonts w:ascii="Consolas" w:eastAsia="Times New Roman" w:hAnsi="Consolas" w:cs="Times New Roman"/>
+          <w:color w:val="BBBEBF"/>
+          <w:sz w:val="21"/>
+          <w:szCs w:val="21"/>
+          <w:lang w:eastAsia="pl-PL"/>
+        </w:rPr>
+      </w:pPr>
+      <w:r>
+        <w:rPr>
+          <w:rFonts w:ascii="Consolas" w:eastAsia="Times New Roman" w:hAnsi="Consolas" w:cs="Times New Roman"/>
+          <w:color w:val="569CD6"/>
+          <w:sz w:val="21"/>
+          <w:szCs w:val="21"/>
+          <w:lang w:eastAsia="pl-PL"/>
+        </w:rPr>
+        <w:t>const</w:t>
+      </w:r>
+      <w:r>
+        <w:rPr>
+          <w:rFonts w:ascii="Consolas" w:eastAsia="Times New Roman" w:hAnsi="Consolas" w:cs="Times New Roman"/>
+          <w:color w:val="BBBEBF"/>
+          <w:sz w:val="21"/>
+          <w:szCs w:val="21"/>
+          <w:lang w:eastAsia="pl-PL"/>
+        </w:rPr>
+        <w:t xml:space="preserve"> </w:t>
+      </w:r>
+      <w:r>
+        <w:rPr>
+          <w:rFonts w:ascii="Consolas" w:eastAsia="Times New Roman" w:hAnsi="Consolas" w:cs="Times New Roman"/>
+          <w:color w:val="FF7B72"/>
+          <w:sz w:val="21"/>
+          <w:szCs w:val="21"/>
+          <w:lang w:eastAsia="pl-PL"/>
+        </w:rPr>
+        <w:t>int</w:t>
+      </w:r>
+      <w:r>
+        <w:rPr>
+          <w:rFonts w:ascii="Consolas" w:eastAsia="Times New Roman" w:hAnsi="Consolas" w:cs="Times New Roman"/>
+          <w:color w:val="BBBEBF"/>
+          <w:sz w:val="21"/>
+          <w:szCs w:val="21"/>
+          <w:lang w:eastAsia="pl-PL"/>
+        </w:rPr>
+        <w:t xml:space="preserve"> ROZMIAR </w:t>
+      </w:r>
+      <w:r>
+        <w:rPr>
+          <w:rFonts w:ascii="Consolas" w:eastAsia="Times New Roman" w:hAnsi="Consolas" w:cs="Times New Roman"/>
+          <w:color w:val="D4D4D4"/>
+          <w:sz w:val="21"/>
+          <w:szCs w:val="21"/>
+          <w:lang w:eastAsia="pl-PL"/>
+        </w:rPr>
+        <w:t>=</w:t>
+      </w:r>
+      <w:r>
+        <w:rPr>
+          <w:rFonts w:ascii="Consolas" w:eastAsia="Times New Roman" w:hAnsi="Consolas" w:cs="Times New Roman"/>
+          <w:color w:val="BBBEBF"/>
+          <w:sz w:val="21"/>
+          <w:szCs w:val="21"/>
+          <w:lang w:eastAsia="pl-PL"/>
+        </w:rPr>
+        <w:t xml:space="preserve"> </w:t>
+      </w:r>
+      <w:r>
+        <w:rPr>
+          <w:rFonts w:ascii="Consolas" w:eastAsia="Times New Roman" w:hAnsi="Consolas" w:cs="Times New Roman"/>
+          <w:color w:val="B5CEA8"/>
+          <w:sz w:val="21"/>
+          <w:szCs w:val="21"/>
+          <w:lang w:eastAsia="pl-PL"/>
+        </w:rPr>
+        <w:t>5</w:t>
+      </w:r>
+      <w:r>
+        <w:rPr>
+          <w:rFonts w:ascii="Consolas" w:eastAsia="Times New Roman" w:hAnsi="Consolas" w:cs="Times New Roman"/>
+          <w:color w:val="BBBEBF"/>
+          <w:sz w:val="21"/>
+          <w:szCs w:val="21"/>
+          <w:lang w:eastAsia="pl-PL"/>
+        </w:rPr>
+        <w:t>;</w:t>
+      </w:r>
+    </w:p>
+    <w:p>
+      <w:pPr>
+        <w:shd w:val="clear" w:color="auto" w:fill="121314"/>
+        <w:spacing w:after="0" w:line="285" w:lineRule="atLeast"/>
+        <w:rPr>
+          <w:rFonts w:ascii="Consolas" w:eastAsia="Times New Roman" w:hAnsi="Consolas" w:cs="Times New Roman"/>
+          <w:color w:val="BBBEBF"/>
+          <w:sz w:val="21"/>
+          <w:szCs w:val="21"/>
+          <w:lang w:eastAsia="pl-PL"/>
+        </w:rPr>
+      </w:pPr>
+      <w:r>
+        <w:rPr>
+          <w:rFonts w:ascii="Consolas" w:eastAsia="Times New Roman" w:hAnsi="Consolas" w:cs="Times New Roman"/>
+          <w:color w:val="FF7B72"/>
+          <w:sz w:val="21"/>
+          <w:szCs w:val="21"/>
+          <w:lang w:eastAsia="pl-PL"/>
+        </w:rPr>
+        <w:t>char</w:t>
+      </w:r>
+      <w:r>
+        <w:rPr>
+          <w:rFonts w:ascii="Consolas" w:eastAsia="Times New Roman" w:hAnsi="Consolas" w:cs="Times New Roman"/>
+          <w:color w:val="BBBEBF"/>
+          <w:sz w:val="21"/>
+          <w:szCs w:val="21"/>
+          <w:lang w:eastAsia="pl-PL"/>
+        </w:rPr>
+        <w:t xml:space="preserve"> </w:t>
+      </w:r>
+      <w:r>
+        <w:rPr>
+          <w:rFonts w:ascii="Consolas" w:eastAsia="Times New Roman" w:hAnsi="Consolas" w:cs="Times New Roman"/>
+          <w:color w:val="C9D1D9"/>
+          <w:sz w:val="21"/>
+          <w:szCs w:val="21"/>
+          <w:lang w:eastAsia="pl-PL"/>
+        </w:rPr>
+        <w:t>plansza</w:t>
+      </w:r>
+      <w:r>
+        <w:rPr>
+          <w:rFonts w:ascii="Consolas" w:eastAsia="Times New Roman" w:hAnsi="Consolas" w:cs="Times New Roman"/>
+          <w:color w:val="BBBEBF"/>
+          <w:sz w:val="21"/>
+          <w:szCs w:val="21"/>
+          <w:lang w:eastAsia="pl-PL"/>
+        </w:rPr>
+        <w:t>[ROZMIAR][ROZMIAR]</w:t>
+      </w:r>
+      <w:r>
+        <w:rPr>
+          <w:rFonts w:ascii="Consolas" w:eastAsia="Times New Roman" w:hAnsi="Consolas" w:cs="Times New Roman"/>
+          <w:color w:val="D4D4D4"/>
+          <w:sz w:val="21"/>
+          <w:szCs w:val="21"/>
+          <w:lang w:eastAsia="pl-PL"/>
+        </w:rPr>
+        <w:t>=</w:t>
+      </w:r>
+    </w:p>
+    <w:p>
+      <w:pPr>
+        <w:shd w:val="clear" w:color="auto" w:fill="121314"/>
+        <w:spacing w:after="0" w:line="285" w:lineRule="atLeast"/>
+        <w:rPr>
+          <w:rFonts w:ascii="Consolas" w:eastAsia="Times New Roman" w:hAnsi="Consolas" w:cs="Times New Roman"/>
+          <w:color w:val="BBBEBF"/>
+          <w:sz w:val="21"/>
+          <w:szCs w:val="21"/>
+          <w:lang w:eastAsia="pl-PL"/>
+        </w:rPr>
+      </w:pPr>
+      <w:r>
+        <w:rPr>
+          <w:rFonts w:ascii="Consolas" w:eastAsia="Times New Roman" w:hAnsi="Consolas" w:cs="Times New Roman"/>
+          <w:color w:val="C9D1D9"/>
+          <w:sz w:val="21"/>
+          <w:szCs w:val="21"/>
+          <w:lang w:eastAsia="pl-PL"/>
+        </w:rPr>
+        <w:t>{   {</w:t>
+      </w:r>
+      <w:r>
+        <w:rPr>
+          <w:rFonts w:ascii="Consolas" w:eastAsia="Times New Roman" w:hAnsi="Consolas" w:cs="Times New Roman"/>
+          <w:color w:val="A5D6FF"/>
+          <w:sz w:val="21"/>
+          <w:szCs w:val="21"/>
+          <w:lang w:eastAsia="pl-PL"/>
+        </w:rPr>
+        <w:t>'G'</w:t>
+      </w:r>
+      <w:r>
+        <w:rPr>
+          <w:rFonts w:ascii="Consolas" w:eastAsia="Times New Roman" w:hAnsi="Consolas" w:cs="Times New Roman"/>
+          <w:color w:val="C9D1D9"/>
+          <w:sz w:val="21"/>
+          <w:szCs w:val="21"/>
+          <w:lang w:eastAsia="pl-PL"/>
+        </w:rPr>
+        <w:t xml:space="preserve">, </w:t>
+      </w:r>
+      <w:r>
+        <w:rPr>
+          <w:rFonts w:ascii="Consolas" w:eastAsia="Times New Roman" w:hAnsi="Consolas" w:cs="Times New Roman"/>
+          <w:color w:val="A5D6FF"/>
+          <w:sz w:val="21"/>
+          <w:szCs w:val="21"/>
+          <w:lang w:eastAsia="pl-PL"/>
+        </w:rPr>
+        <w:t>'.'</w:t>
+      </w:r>
+      <w:r>
+        <w:rPr>
+          <w:rFonts w:ascii="Consolas" w:eastAsia="Times New Roman" w:hAnsi="Consolas" w:cs="Times New Roman"/>
+          <w:color w:val="C9D1D9"/>
+          <w:sz w:val="21"/>
+          <w:szCs w:val="21"/>
+          <w:lang w:eastAsia="pl-PL"/>
+        </w:rPr>
+        <w:t xml:space="preserve">, </w:t>
+      </w:r>
+      <w:r>
+        <w:rPr>
+          <w:rFonts w:ascii="Consolas" w:eastAsia="Times New Roman" w:hAnsi="Consolas" w:cs="Times New Roman"/>
+          <w:color w:val="A5D6FF"/>
+          <w:sz w:val="21"/>
+          <w:szCs w:val="21"/>
+          <w:lang w:eastAsia="pl-PL"/>
+        </w:rPr>
+        <w:t>'.'</w:t>
+      </w:r>
+      <w:r>
+        <w:rPr>
+          <w:rFonts w:ascii="Consolas" w:eastAsia="Times New Roman" w:hAnsi="Consolas" w:cs="Times New Roman"/>
+          <w:color w:val="C9D1D9"/>
+          <w:sz w:val="21"/>
+          <w:szCs w:val="21"/>
+          <w:lang w:eastAsia="pl-PL"/>
+        </w:rPr>
+        <w:t xml:space="preserve">, </w:t>
+      </w:r>
+      <w:r>
+        <w:rPr>
+          <w:rFonts w:ascii="Consolas" w:eastAsia="Times New Roman" w:hAnsi="Consolas" w:cs="Times New Roman"/>
+          <w:color w:val="A5D6FF"/>
+          <w:sz w:val="21"/>
+          <w:szCs w:val="21"/>
+          <w:lang w:eastAsia="pl-PL"/>
+        </w:rPr>
+        <w:t>'.'</w:t>
+      </w:r>
+      <w:r>
+        <w:rPr>
+          <w:rFonts w:ascii="Consolas" w:eastAsia="Times New Roman" w:hAnsi="Consolas" w:cs="Times New Roman"/>
+          <w:color w:val="C9D1D9"/>
+          <w:sz w:val="21"/>
+          <w:szCs w:val="21"/>
+          <w:lang w:eastAsia="pl-PL"/>
+        </w:rPr>
+        <w:t xml:space="preserve">, </w:t>
+      </w:r>
+      <w:r>
+        <w:rPr>
+          <w:rFonts w:ascii="Consolas" w:eastAsia="Times New Roman" w:hAnsi="Consolas" w:cs="Times New Roman"/>
+          <w:color w:val="A5D6FF"/>
+          <w:sz w:val="21"/>
+          <w:szCs w:val="21"/>
+          <w:lang w:eastAsia="pl-PL"/>
+        </w:rPr>
+        <w:t>'.'</w:t>
+      </w:r>
+      <w:r>
+        <w:rPr>
+          <w:rFonts w:ascii="Consolas" w:eastAsia="Times New Roman" w:hAnsi="Consolas" w:cs="Times New Roman"/>
+          <w:color w:val="C9D1D9"/>
+          <w:sz w:val="21"/>
+          <w:szCs w:val="21"/>
+          <w:lang w:eastAsia="pl-PL"/>
+        </w:rPr>
+        <w:t>},</w:t>
+      </w:r>
+    </w:p>
+    <w:p>
+      <w:pPr>
+        <w:shd w:val="clear" w:color="auto" w:fill="121314"/>
+        <w:spacing w:after="0" w:line="285" w:lineRule="atLeast"/>
+        <w:rPr>
+          <w:rFonts w:ascii="Consolas" w:eastAsia="Times New Roman" w:hAnsi="Consolas" w:cs="Times New Roman"/>
+          <w:color w:val="BBBEBF"/>
+          <w:sz w:val="21"/>
+          <w:szCs w:val="21"/>
+          <w:lang w:eastAsia="pl-PL"/>
+        </w:rPr>
+      </w:pPr>
+      <w:r>
+        <w:rPr>
+          <w:rFonts w:ascii="Consolas" w:eastAsia="Times New Roman" w:hAnsi="Consolas" w:cs="Times New Roman"/>
+          <w:color w:val="C9D1D9"/>
+          <w:sz w:val="21"/>
+          <w:szCs w:val="21"/>
+          <w:lang w:eastAsia="pl-PL"/>
+        </w:rPr>
+        <w:t>    {</w:t>
+      </w:r>
+      <w:r>
+        <w:rPr>
+          <w:rFonts w:ascii="Consolas" w:eastAsia="Times New Roman" w:hAnsi="Consolas" w:cs="Times New Roman"/>
+          <w:color w:val="A5D6FF"/>
+          <w:sz w:val="21"/>
+          <w:szCs w:val="21"/>
+          <w:lang w:eastAsia="pl-PL"/>
+        </w:rPr>
+        <w:t>'.'</w:t>
+      </w:r>
+      <w:r>
+        <w:rPr>
+          <w:rFonts w:ascii="Consolas" w:eastAsia="Times New Roman" w:hAnsi="Consolas" w:cs="Times New Roman"/>
+          <w:color w:val="C9D1D9"/>
+          <w:sz w:val="21"/>
+          <w:szCs w:val="21"/>
+          <w:lang w:eastAsia="pl-PL"/>
+        </w:rPr>
+        <w:t xml:space="preserve">, </w:t>
+      </w:r>
+      <w:r>
+        <w:rPr>
+          <w:rFonts w:ascii="Consolas" w:eastAsia="Times New Roman" w:hAnsi="Consolas" w:cs="Times New Roman"/>
+          <w:color w:val="A5D6FF"/>
+          <w:sz w:val="21"/>
+          <w:szCs w:val="21"/>
+          <w:lang w:eastAsia="pl-PL"/>
+        </w:rPr>
+        <w:t>'M'</w:t>
+      </w:r>
+      <w:r>
+        <w:rPr>
+          <w:rFonts w:ascii="Consolas" w:eastAsia="Times New Roman" w:hAnsi="Consolas" w:cs="Times New Roman"/>
+          <w:color w:val="C9D1D9"/>
+          <w:sz w:val="21"/>
+          <w:szCs w:val="21"/>
+          <w:lang w:eastAsia="pl-PL"/>
+        </w:rPr>
+        <w:t xml:space="preserve">, </w:t>
+      </w:r>
+      <w:r>
+        <w:rPr>
+          <w:rFonts w:ascii="Consolas" w:eastAsia="Times New Roman" w:hAnsi="Consolas" w:cs="Times New Roman"/>
+          <w:color w:val="A5D6FF"/>
+          <w:sz w:val="21"/>
+          <w:szCs w:val="21"/>
+          <w:lang w:eastAsia="pl-PL"/>
+        </w:rPr>
+        <w:t>'.'</w:t>
+      </w:r>
+      <w:r>
+        <w:rPr>
+          <w:rFonts w:ascii="Consolas" w:eastAsia="Times New Roman" w:hAnsi="Consolas" w:cs="Times New Roman"/>
+          <w:color w:val="C9D1D9"/>
+          <w:sz w:val="21"/>
+          <w:szCs w:val="21"/>
+          <w:lang w:eastAsia="pl-PL"/>
+        </w:rPr>
+        <w:t xml:space="preserve">, </w:t>
+      </w:r>
+      <w:r>
+        <w:rPr>
+          <w:rFonts w:ascii="Consolas" w:eastAsia="Times New Roman" w:hAnsi="Consolas" w:cs="Times New Roman"/>
+          <w:color w:val="A5D6FF"/>
+          <w:sz w:val="21"/>
+          <w:szCs w:val="21"/>
+          <w:lang w:eastAsia="pl-PL"/>
+        </w:rPr>
+        <w:t>'.'</w:t>
+      </w:r>
+      <w:r>
+        <w:rPr>
+          <w:rFonts w:ascii="Consolas" w:eastAsia="Times New Roman" w:hAnsi="Consolas" w:cs="Times New Roman"/>
+          <w:color w:val="C9D1D9"/>
+          <w:sz w:val="21"/>
+          <w:szCs w:val="21"/>
+          <w:lang w:eastAsia="pl-PL"/>
+        </w:rPr>
+        <w:t xml:space="preserve">, </w:t>
+      </w:r>
+      <w:r>
+        <w:rPr>
+          <w:rFonts w:ascii="Consolas" w:eastAsia="Times New Roman" w:hAnsi="Consolas" w:cs="Times New Roman"/>
+          <w:color w:val="A5D6FF"/>
+          <w:sz w:val="21"/>
+          <w:szCs w:val="21"/>
+          <w:lang w:eastAsia="pl-PL"/>
+        </w:rPr>
+        <w:t>'.'</w:t>
+      </w:r>
+      <w:r>
+        <w:rPr>
+          <w:rFonts w:ascii="Consolas" w:eastAsia="Times New Roman" w:hAnsi="Consolas" w:cs="Times New Roman"/>
+          <w:color w:val="C9D1D9"/>
+          <w:sz w:val="21"/>
+          <w:szCs w:val="21"/>
+          <w:lang w:eastAsia="pl-PL"/>
+        </w:rPr>
+        <w:t>},</w:t>
+      </w:r>
+    </w:p>
+    <w:p>
+      <w:pPr>
+        <w:shd w:val="clear" w:color="auto" w:fill="121314"/>
+        <w:spacing w:after="0" w:line="285" w:lineRule="atLeast"/>
+        <w:rPr>
+          <w:rFonts w:ascii="Consolas" w:eastAsia="Times New Roman" w:hAnsi="Consolas" w:cs="Times New Roman"/>
+          <w:color w:val="BBBEBF"/>
+          <w:sz w:val="21"/>
+          <w:szCs w:val="21"/>
+          <w:lang w:eastAsia="pl-PL"/>
+        </w:rPr>
+      </w:pPr>
+      <w:r>
+        <w:rPr>
+          <w:rFonts w:ascii="Consolas" w:eastAsia="Times New Roman" w:hAnsi="Consolas" w:cs="Times New Roman"/>
+          <w:color w:val="C9D1D9"/>
+          <w:sz w:val="21"/>
+          <w:szCs w:val="21"/>
+          <w:lang w:eastAsia="pl-PL"/>
+        </w:rPr>
+        <w:t>    {</w:t>
+      </w:r>
+      <w:r>
+        <w:rPr>
+          <w:rFonts w:ascii="Consolas" w:eastAsia="Times New Roman" w:hAnsi="Consolas" w:cs="Times New Roman"/>
+          <w:color w:val="A5D6FF"/>
+          <w:sz w:val="21"/>
+          <w:szCs w:val="21"/>
+          <w:lang w:eastAsia="pl-PL"/>
+        </w:rPr>
+        <w:t>'.'</w:t>
+      </w:r>
+      <w:r>
+        <w:rPr>
+          <w:rFonts w:ascii="Consolas" w:eastAsia="Times New Roman" w:hAnsi="Consolas" w:cs="Times New Roman"/>
+          <w:color w:val="C9D1D9"/>
+          <w:sz w:val="21"/>
+          <w:szCs w:val="21"/>
+          <w:lang w:eastAsia="pl-PL"/>
+        </w:rPr>
+        <w:t xml:space="preserve">, </w:t>
+      </w:r>
+      <w:r>
+        <w:rPr>
+          <w:rFonts w:ascii="Consolas" w:eastAsia="Times New Roman" w:hAnsi="Consolas" w:cs="Times New Roman"/>
+          <w:color w:val="A5D6FF"/>
+          <w:sz w:val="21"/>
+          <w:szCs w:val="21"/>
+          <w:lang w:eastAsia="pl-PL"/>
+        </w:rPr>
+        <w:t>'.'</w:t>
+      </w:r>
+      <w:r>
+        <w:rPr>
+          <w:rFonts w:ascii="Consolas" w:eastAsia="Times New Roman" w:hAnsi="Consolas" w:cs="Times New Roman"/>
+          <w:color w:val="C9D1D9"/>
+          <w:sz w:val="21"/>
+          <w:szCs w:val="21"/>
+          <w:lang w:eastAsia="pl-PL"/>
+        </w:rPr>
+        <w:t xml:space="preserve">, </w:t>
+      </w:r>
+      <w:r>
+        <w:rPr>
+          <w:rFonts w:ascii="Consolas" w:eastAsia="Times New Roman" w:hAnsi="Consolas" w:cs="Times New Roman"/>
+          <w:color w:val="A5D6FF"/>
+          <w:sz w:val="21"/>
+          <w:szCs w:val="21"/>
+          <w:lang w:eastAsia="pl-PL"/>
+        </w:rPr>
+        <w:t>'M'</w:t>
+      </w:r>
+      <w:r>
+        <w:rPr>
+          <w:rFonts w:ascii="Consolas" w:eastAsia="Times New Roman" w:hAnsi="Consolas" w:cs="Times New Roman"/>
+          <w:color w:val="C9D1D9"/>
+          <w:sz w:val="21"/>
+          <w:szCs w:val="21"/>
+          <w:lang w:eastAsia="pl-PL"/>
+        </w:rPr>
+        <w:t xml:space="preserve">, </w:t>
+      </w:r>
+      <w:r>
+        <w:rPr>
+          <w:rFonts w:ascii="Consolas" w:eastAsia="Times New Roman" w:hAnsi="Consolas" w:cs="Times New Roman"/>
+          <w:color w:val="A5D6FF"/>
+          <w:sz w:val="21"/>
+          <w:szCs w:val="21"/>
+          <w:lang w:eastAsia="pl-PL"/>
+        </w:rPr>
+        <w:t>'.'</w:t>
+      </w:r>
+      <w:r>
+        <w:rPr>
+          <w:rFonts w:ascii="Consolas" w:eastAsia="Times New Roman" w:hAnsi="Consolas" w:cs="Times New Roman"/>
+          <w:color w:val="C9D1D9"/>
+          <w:sz w:val="21"/>
+          <w:szCs w:val="21"/>
+          <w:lang w:eastAsia="pl-PL"/>
+        </w:rPr>
+        <w:t xml:space="preserve">, </w:t>
+      </w:r>
+      <w:r>
+        <w:rPr>
+          <w:rFonts w:ascii="Consolas" w:eastAsia="Times New Roman" w:hAnsi="Consolas" w:cs="Times New Roman"/>
+          <w:color w:val="A5D6FF"/>
+          <w:sz w:val="21"/>
+          <w:szCs w:val="21"/>
+          <w:lang w:eastAsia="pl-PL"/>
+        </w:rPr>
+        <w:t>'.'</w:t>
+      </w:r>
+      <w:r>
+        <w:rPr>
+          <w:rFonts w:ascii="Consolas" w:eastAsia="Times New Roman" w:hAnsi="Consolas" w:cs="Times New Roman"/>
+          <w:color w:val="C9D1D9"/>
+          <w:sz w:val="21"/>
+          <w:szCs w:val="21"/>
+          <w:lang w:eastAsia="pl-PL"/>
+        </w:rPr>
+        <w:t>},</w:t>
+      </w:r>
+    </w:p>
+    <w:p>
+      <w:pPr>
+        <w:shd w:val="clear" w:color="auto" w:fill="121314"/>
+        <w:spacing w:after="0" w:line="285" w:lineRule="atLeast"/>
+        <w:rPr>
+          <w:rFonts w:ascii="Consolas" w:eastAsia="Times New Roman" w:hAnsi="Consolas" w:cs="Times New Roman"/>
+          <w:color w:val="BBBEBF"/>
+          <w:sz w:val="21"/>
+          <w:szCs w:val="21"/>
+          <w:lang w:eastAsia="pl-PL"/>
+        </w:rPr>
+      </w:pPr>
+      <w:r>
+        <w:rPr>
+          <w:rFonts w:ascii="Consolas" w:eastAsia="Times New Roman" w:hAnsi="Consolas" w:cs="Times New Roman"/>
+          <w:color w:val="C9D1D9"/>
+          <w:sz w:val="21"/>
+          <w:szCs w:val="21"/>
+          <w:lang w:eastAsia="pl-PL"/>
+        </w:rPr>
+        <w:t>    {</w:t>
+      </w:r>
+      <w:r>
+        <w:rPr>
+          <w:rFonts w:ascii="Consolas" w:eastAsia="Times New Roman" w:hAnsi="Consolas" w:cs="Times New Roman"/>
+          <w:color w:val="A5D6FF"/>
+          <w:sz w:val="21"/>
+          <w:szCs w:val="21"/>
+          <w:lang w:eastAsia="pl-PL"/>
+        </w:rPr>
+        <w:t>'.'</w:t>
+      </w:r>
+      <w:r>
+        <w:rPr>
+          <w:rFonts w:ascii="Consolas" w:eastAsia="Times New Roman" w:hAnsi="Consolas" w:cs="Times New Roman"/>
+          <w:color w:val="C9D1D9"/>
+          <w:sz w:val="21"/>
+          <w:szCs w:val="21"/>
+          <w:lang w:eastAsia="pl-PL"/>
+        </w:rPr>
+        <w:t xml:space="preserve">, </w:t>
+      </w:r>
+      <w:r>
+        <w:rPr>
+          <w:rFonts w:ascii="Consolas" w:eastAsia="Times New Roman" w:hAnsi="Consolas" w:cs="Times New Roman"/>
+          <w:color w:val="A5D6FF"/>
+          <w:sz w:val="21"/>
+          <w:szCs w:val="21"/>
+          <w:lang w:eastAsia="pl-PL"/>
+        </w:rPr>
+        <w:t>'.'</w:t>
+      </w:r>
+      <w:r>
+        <w:rPr>
+          <w:rFonts w:ascii="Consolas" w:eastAsia="Times New Roman" w:hAnsi="Consolas" w:cs="Times New Roman"/>
+          <w:color w:val="C9D1D9"/>
+          <w:sz w:val="21"/>
+          <w:szCs w:val="21"/>
+          <w:lang w:eastAsia="pl-PL"/>
+        </w:rPr>
+        <w:t xml:space="preserve">, </w:t>
+      </w:r>
+      <w:r>
+        <w:rPr>
+          <w:rFonts w:ascii="Consolas" w:eastAsia="Times New Roman" w:hAnsi="Consolas" w:cs="Times New Roman"/>
+          <w:color w:val="A5D6FF"/>
+          <w:sz w:val="21"/>
+          <w:szCs w:val="21"/>
+          <w:lang w:eastAsia="pl-PL"/>
+        </w:rPr>
+        <w:t>'.'</w:t>
+      </w:r>
+      <w:r>
+        <w:rPr>
+          <w:rFonts w:ascii="Consolas" w:eastAsia="Times New Roman" w:hAnsi="Consolas" w:cs="Times New Roman"/>
+          <w:color w:val="C9D1D9"/>
+          <w:sz w:val="21"/>
+          <w:szCs w:val="21"/>
+          <w:lang w:eastAsia="pl-PL"/>
+        </w:rPr>
+        <w:t xml:space="preserve">, </w:t>
+      </w:r>
+      <w:r>
+        <w:rPr>
+          <w:rFonts w:ascii="Consolas" w:eastAsia="Times New Roman" w:hAnsi="Consolas" w:cs="Times New Roman"/>
+          <w:color w:val="A5D6FF"/>
+          <w:sz w:val="21"/>
+          <w:szCs w:val="21"/>
+          <w:lang w:eastAsia="pl-PL"/>
+        </w:rPr>
+        <w:t>'M'</w:t>
+      </w:r>
+      <w:r>
+        <w:rPr>
+          <w:rFonts w:ascii="Consolas" w:eastAsia="Times New Roman" w:hAnsi="Consolas" w:cs="Times New Roman"/>
+          <w:color w:val="C9D1D9"/>
+          <w:sz w:val="21"/>
+          <w:szCs w:val="21"/>
+          <w:lang w:eastAsia="pl-PL"/>
+        </w:rPr>
+        <w:t xml:space="preserve">, </w:t>
+      </w:r>
+      <w:r>
+        <w:rPr>
+          <w:rFonts w:ascii="Consolas" w:eastAsia="Times New Roman" w:hAnsi="Consolas" w:cs="Times New Roman"/>
+          <w:color w:val="A5D6FF"/>
+          <w:sz w:val="21"/>
+          <w:szCs w:val="21"/>
+          <w:lang w:eastAsia="pl-PL"/>
+        </w:rPr>
+        <w:t>'.'</w:t>
+      </w:r>
+      <w:r>
+        <w:rPr>
+          <w:rFonts w:ascii="Consolas" w:eastAsia="Times New Roman" w:hAnsi="Consolas" w:cs="Times New Roman"/>
+          <w:color w:val="C9D1D9"/>
+          <w:sz w:val="21"/>
+          <w:szCs w:val="21"/>
+          <w:lang w:eastAsia="pl-PL"/>
+        </w:rPr>
+        <w:t>},</w:t>
+      </w:r>
+    </w:p>
+    <w:p>
+      <w:pPr>
+        <w:shd w:val="clear" w:color="auto" w:fill="121314"/>
+        <w:spacing w:after="0" w:line="285" w:lineRule="atLeast"/>
+        <w:rPr>
+          <w:rFonts w:ascii="Consolas" w:eastAsia="Times New Roman" w:hAnsi="Consolas" w:cs="Times New Roman"/>
+          <w:color w:val="C9D1D9"/>
+          <w:sz w:val="21"/>
+          <w:szCs w:val="21"/>
+          <w:lang w:eastAsia="pl-PL"/>
+        </w:rPr>
+      </w:pPr>
+      <w:r>
+        <w:rPr>
+          <w:rFonts w:ascii="Consolas" w:eastAsia="Times New Roman" w:hAnsi="Consolas" w:cs="Times New Roman"/>
+          <w:color w:val="C9D1D9"/>
+          <w:sz w:val="21"/>
+          <w:szCs w:val="21"/>
+          <w:lang w:eastAsia="pl-PL"/>
+        </w:rPr>
+        <w:t>    {</w:t>
+      </w:r>
+      <w:r>
+        <w:rPr>
+          <w:rFonts w:ascii="Consolas" w:eastAsia="Times New Roman" w:hAnsi="Consolas" w:cs="Times New Roman"/>
+          <w:color w:val="A5D6FF"/>
+          <w:sz w:val="21"/>
+          <w:szCs w:val="21"/>
+          <w:lang w:eastAsia="pl-PL"/>
+        </w:rPr>
+        <w:t>'.'</w:t>
+      </w:r>
+      <w:r>
+        <w:rPr>
+          <w:rFonts w:ascii="Consolas" w:eastAsia="Times New Roman" w:hAnsi="Consolas" w:cs="Times New Roman"/>
+          <w:color w:val="C9D1D9"/>
+          <w:sz w:val="21"/>
+          <w:szCs w:val="21"/>
+          <w:lang w:eastAsia="pl-PL"/>
+        </w:rPr>
+        <w:t xml:space="preserve">, </w:t>
+      </w:r>
+      <w:r>
+        <w:rPr>
+          <w:rFonts w:ascii="Consolas" w:eastAsia="Times New Roman" w:hAnsi="Consolas" w:cs="Times New Roman"/>
+          <w:color w:val="A5D6FF"/>
+          <w:sz w:val="21"/>
+          <w:szCs w:val="21"/>
+          <w:lang w:eastAsia="pl-PL"/>
+        </w:rPr>
+        <w:t>'.'</w:t>
+      </w:r>
+      <w:r>
+        <w:rPr>
+          <w:rFonts w:ascii="Consolas" w:eastAsia="Times New Roman" w:hAnsi="Consolas" w:cs="Times New Roman"/>
+          <w:color w:val="C9D1D9"/>
+          <w:sz w:val="21"/>
+          <w:szCs w:val="21"/>
+          <w:lang w:eastAsia="pl-PL"/>
+        </w:rPr>
+        <w:t xml:space="preserve">, </w:t>
+      </w:r>
+      <w:r>
+        <w:rPr>
+          <w:rFonts w:ascii="Consolas" w:eastAsia="Times New Roman" w:hAnsi="Consolas" w:cs="Times New Roman"/>
+          <w:color w:val="A5D6FF"/>
+          <w:sz w:val="21"/>
+          <w:szCs w:val="21"/>
+          <w:lang w:eastAsia="pl-PL"/>
+        </w:rPr>
+        <w:t>'.'</w:t>
+      </w:r>
+      <w:r>
+        <w:rPr>
+          <w:rFonts w:ascii="Consolas" w:eastAsia="Times New Roman" w:hAnsi="Consolas" w:cs="Times New Roman"/>
+          <w:color w:val="C9D1D9"/>
+          <w:sz w:val="21"/>
+          <w:szCs w:val="21"/>
+          <w:lang w:eastAsia="pl-PL"/>
+        </w:rPr>
+        <w:t xml:space="preserve">, </w:t>
+      </w:r>
+      <w:r>
+        <w:rPr>
+          <w:rFonts w:ascii="Consolas" w:eastAsia="Times New Roman" w:hAnsi="Consolas" w:cs="Times New Roman"/>
+          <w:color w:val="A5D6FF"/>
+          <w:sz w:val="21"/>
+          <w:szCs w:val="21"/>
+          <w:lang w:eastAsia="pl-PL"/>
+        </w:rPr>
+        <w:t>'.'</w:t>
+      </w:r>
+      <w:r>
+        <w:rPr>
+          <w:rFonts w:ascii="Consolas" w:eastAsia="Times New Roman" w:hAnsi="Consolas" w:cs="Times New Roman"/>
+          <w:color w:val="C9D1D9"/>
+          <w:sz w:val="21"/>
+          <w:szCs w:val="21"/>
+          <w:lang w:eastAsia="pl-PL"/>
+        </w:rPr>
+        <w:t xml:space="preserve">, </w:t>
+      </w:r>
+      <w:r>
+        <w:rPr>
+          <w:rFonts w:ascii="Consolas" w:eastAsia="Times New Roman" w:hAnsi="Consolas" w:cs="Times New Roman"/>
+          <w:color w:val="A5D6FF"/>
+          <w:sz w:val="21"/>
+          <w:szCs w:val="21"/>
+          <w:lang w:eastAsia="pl-PL"/>
+        </w:rPr>
+        <w:t>'M'</w:t>
+      </w:r>
+      <w:r>
+        <w:rPr>
+          <w:rFonts w:ascii="Consolas" w:eastAsia="Times New Roman" w:hAnsi="Consolas" w:cs="Times New Roman"/>
+          <w:color w:val="C9D1D9"/>
+          <w:sz w:val="21"/>
+          <w:szCs w:val="21"/>
+          <w:lang w:eastAsia="pl-PL"/>
+        </w:rPr>
+        <w:t>}}</w:t>
+      </w:r>
+    </w:p>
+    <w:p>
+      <w:pPr>
+        <w:shd w:val="clear" w:color="auto" w:fill="121314"/>
+        <w:spacing w:after="0" w:line="285" w:lineRule="atLeast"/>
+        <w:rPr>
+          <w:rFonts w:ascii="Consolas" w:eastAsia="Times New Roman" w:hAnsi="Consolas" w:cs="Times New Roman"/>
+          <w:color w:val="BBBEBF"/>
+          <w:sz w:val="21"/>
+          <w:szCs w:val="21"/>
+          <w:lang w:eastAsia="pl-PL"/>
+        </w:rPr>
+      </w:pPr>
+    </w:p>
+    <w:p>
+      <w:pPr>
+        <w:shd w:val="clear" w:color="auto" w:fill="121314"/>
+        <w:spacing w:after="0" w:line="285" w:lineRule="atLeast"/>
+        <w:rPr>
+          <w:rFonts w:ascii="Consolas" w:eastAsia="Times New Roman" w:hAnsi="Consolas" w:cs="Times New Roman"/>
+          <w:color w:val="BBBEBF"/>
+          <w:sz w:val="21"/>
+          <w:szCs w:val="21"/>
+          <w:lang w:eastAsia="pl-PL"/>
+        </w:rPr>
+      </w:pPr>
+      <w:r>
+        <w:rPr>
+          <w:rFonts w:ascii="Consolas" w:eastAsia="Times New Roman" w:hAnsi="Consolas" w:cs="Times New Roman"/>
+          <w:color w:val="BBBEBF"/>
+          <w:sz w:val="21"/>
+          <w:szCs w:val="21"/>
+          <w:lang w:eastAsia="pl-PL"/>
+        </w:rPr>
+        <w:t>}</w:t>
+      </w:r>
+    </w:p>
+    <w:p>
+      <w:pPr>
+        <w:pStyle w:val="NormalnyWeb"/>
+      </w:pPr>
+      <w:r>
+        <w:t>W tym etapie dodałam ekran startowy gry zawierający jej nazwę oraz dane autora. Następnie utworzyłam planszę w postaci tablicy dwuwymiarowej 5×5 i umieściłam na niej gracza (</w:t>
+      </w:r>
+      <w:r>
+        <w:rPr>
+          <w:rStyle w:val="HTML-kod"/>
+        </w:rPr>
+        <w:t>G</w:t>
+      </w:r>
+      <w:r>
+        <w:t>), monety (</w:t>
+      </w:r>
+      <w:r>
+        <w:rPr>
+          <w:rStyle w:val="HTML-kod"/>
+        </w:rPr>
+        <w:t>M</w:t>
+      </w:r>
+      <w:r>
+        <w:t>) oraz puste pola (</w:t>
+      </w:r>
+      <w:r>
+        <w:rPr>
+          <w:rStyle w:val="HTML-kod"/>
+        </w:rPr>
+        <w:t>.</w:t>
+      </w:r>
+      <w:r>
+        <w:t>).</w:t>
+      </w:r>
+    </w:p>
+    <w:p>
+      <w:pPr>
+        <w:pStyle w:val="NormalnyWeb"/>
+      </w:pPr>
+      <w:r>
+        <w:t>03.06.2026r.</w:t>
+      </w:r>
+    </w:p>
+    <w:p>
+      <w:pPr>
+        <w:pStyle w:val="NormalnyWeb"/>
+      </w:pPr>
+      <w:r>
+        <w:t xml:space="preserve"> Dodałam zmienne przechowujące pozycję gracza oraz liczbę zdobytych punktów. Program wyświetla aktualny stan planszy, pozycję gracza i umożliwia wykonywanie ruchów w czterech kierunkach za pomocą klawiszy W, A, S i D.</w:t>
+      </w:r>
+    </w:p>
+    <w:p>
+      <w:pPr>
+        <w:pStyle w:val="NormalnyWeb"/>
+      </w:pPr>
+    </w:p>
+    <w:p>
+      <w:pPr>
+        <w:pStyle w:val="NormalnyWeb"/>
+      </w:pPr>
+    </w:p>
+    <w:p/>
     <w:sectPr>
       <w:pgSz w:w="11906" w:h="16838"/>
       <w:pgMar w:top="1417" w:right="1417" w:bottom="1417" w:left="1417" w:header="708" w:footer="708" w:gutter="0"/>
@@ -179,6 +1599,7 @@
   <w:style w:type="paragraph" w:default="1" w:styleId="Normalny">
     <w:name w:val="Normal"/>
     <w:qFormat/>
+    <w:rsid w:val="009E0D3C"/>
   </w:style>
   <w:style w:type="character" w:default="1" w:styleId="Domylnaczcionkaakapitu">
     <w:name w:val="Default Paragraph Font"/>
@@ -207,6 +1628,50 @@
     <w:uiPriority w:val="99"/>
     <w:semiHidden/>
     <w:unhideWhenUsed/>
+  </w:style>
+  <w:style w:type="paragraph" w:customStyle="1" w:styleId="isselectedend">
+    <w:name w:val="isselectedend"/>
+    <w:basedOn w:val="Normalny"/>
+    <w:rsid w:val="00D524B7"/>
+    <w:pPr>
+      <w:spacing w:before="100" w:beforeAutospacing="1" w:after="100" w:afterAutospacing="1" w:line="240" w:lineRule="auto"/>
+    </w:pPr>
+    <w:rPr>
+      <w:rFonts w:ascii="Times New Roman" w:eastAsia="Times New Roman" w:hAnsi="Times New Roman" w:cs="Times New Roman"/>
+      <w:sz w:val="24"/>
+      <w:szCs w:val="24"/>
+      <w:lang w:eastAsia="pl-PL"/>
+    </w:rPr>
+  </w:style>
+  <w:style w:type="paragraph" w:styleId="NormalnyWeb">
+    <w:name w:val="Normal (Web)"/>
+    <w:basedOn w:val="Normalny"/>
+    <w:uiPriority w:val="99"/>
+    <w:semiHidden/>
+    <w:unhideWhenUsed/>
+    <w:rsid w:val="00D524B7"/>
+    <w:pPr>
+      <w:spacing w:before="100" w:beforeAutospacing="1" w:after="100" w:afterAutospacing="1" w:line="240" w:lineRule="auto"/>
+    </w:pPr>
+    <w:rPr>
+      <w:rFonts w:ascii="Times New Roman" w:eastAsia="Times New Roman" w:hAnsi="Times New Roman" w:cs="Times New Roman"/>
+      <w:sz w:val="24"/>
+      <w:szCs w:val="24"/>
+      <w:lang w:eastAsia="pl-PL"/>
+    </w:rPr>
+  </w:style>
+  <w:style w:type="character" w:styleId="HTML-kod">
+    <w:name w:val="HTML Code"/>
+    <w:basedOn w:val="Domylnaczcionkaakapitu"/>
+    <w:uiPriority w:val="99"/>
+    <w:semiHidden/>
+    <w:unhideWhenUsed/>
+    <w:rsid w:val="00703C44"/>
+    <w:rPr>
+      <w:rFonts w:ascii="Courier New" w:eastAsia="Times New Roman" w:hAnsi="Courier New" w:cs="Courier New"/>
+      <w:sz w:val="20"/>
+      <w:szCs w:val="20"/>
+    </w:rPr>
   </w:style>
 </w:styles>
 </file>

--- a/dokumentacja.docx
+++ b/dokumentacja.docx
@@ -57,8 +57,20 @@
           <w:szCs w:val="21"/>
           <w:lang w:eastAsia="pl-PL"/>
         </w:rPr>
-        <w:t>#include</w:t>
-      </w:r>
+        <w:t>#</w:t>
+      </w:r>
+      <w:proofErr w:type="spellStart"/>
+      <w:r>
+        <w:rPr>
+          <w:rFonts w:ascii="Consolas" w:eastAsia="Times New Roman" w:hAnsi="Consolas" w:cs="Times New Roman"/>
+          <w:color w:val="C586C0"/>
+          <w:sz w:val="21"/>
+          <w:szCs w:val="21"/>
+          <w:lang w:eastAsia="pl-PL"/>
+        </w:rPr>
+        <w:t>include</w:t>
+      </w:r>
+      <w:proofErr w:type="spellEnd"/>
       <w:r>
         <w:rPr>
           <w:rFonts w:ascii="Consolas" w:eastAsia="Times New Roman" w:hAnsi="Consolas" w:cs="Times New Roman"/>
@@ -77,7 +89,29 @@
           <w:szCs w:val="21"/>
           <w:lang w:eastAsia="pl-PL"/>
         </w:rPr>
-        <w:t>&lt;iostream&gt;</w:t>
+        <w:t>&lt;</w:t>
+      </w:r>
+      <w:proofErr w:type="spellStart"/>
+      <w:r>
+        <w:rPr>
+          <w:rFonts w:ascii="Consolas" w:eastAsia="Times New Roman" w:hAnsi="Consolas" w:cs="Times New Roman"/>
+          <w:color w:val="A5D6FF"/>
+          <w:sz w:val="21"/>
+          <w:szCs w:val="21"/>
+          <w:lang w:eastAsia="pl-PL"/>
+        </w:rPr>
+        <w:t>iostream</w:t>
+      </w:r>
+      <w:proofErr w:type="spellEnd"/>
+      <w:r>
+        <w:rPr>
+          <w:rFonts w:ascii="Consolas" w:eastAsia="Times New Roman" w:hAnsi="Consolas" w:cs="Times New Roman"/>
+          <w:color w:val="A5D6FF"/>
+          <w:sz w:val="21"/>
+          <w:szCs w:val="21"/>
+          <w:lang w:eastAsia="pl-PL"/>
+        </w:rPr>
+        <w:t>&gt;</w:t>
       </w:r>
     </w:p>
     <w:p>
@@ -92,6 +126,7 @@
           <w:lang w:eastAsia="pl-PL"/>
         </w:rPr>
       </w:pPr>
+      <w:proofErr w:type="spellStart"/>
       <w:r>
         <w:rPr>
           <w:rFonts w:ascii="Consolas" w:eastAsia="Times New Roman" w:hAnsi="Consolas" w:cs="Times New Roman"/>
@@ -102,6 +137,7 @@
         </w:rPr>
         <w:t>using</w:t>
       </w:r>
+      <w:proofErr w:type="spellEnd"/>
       <w:r>
         <w:rPr>
           <w:rFonts w:ascii="Consolas" w:eastAsia="Times New Roman" w:hAnsi="Consolas" w:cs="Times New Roman"/>
@@ -112,6 +148,7 @@
         </w:rPr>
         <w:t xml:space="preserve"> </w:t>
       </w:r>
+      <w:proofErr w:type="spellStart"/>
       <w:r>
         <w:rPr>
           <w:rFonts w:ascii="Consolas" w:eastAsia="Times New Roman" w:hAnsi="Consolas" w:cs="Times New Roman"/>
@@ -122,6 +159,7 @@
         </w:rPr>
         <w:t>namespace</w:t>
       </w:r>
+      <w:proofErr w:type="spellEnd"/>
       <w:r>
         <w:rPr>
           <w:rFonts w:ascii="Consolas" w:eastAsia="Times New Roman" w:hAnsi="Consolas" w:cs="Times New Roman"/>
@@ -132,6 +170,7 @@
         </w:rPr>
         <w:t xml:space="preserve"> </w:t>
       </w:r>
+      <w:proofErr w:type="spellStart"/>
       <w:r>
         <w:rPr>
           <w:rFonts w:ascii="Consolas" w:eastAsia="Times New Roman" w:hAnsi="Consolas" w:cs="Times New Roman"/>
@@ -142,6 +181,7 @@
         </w:rPr>
         <w:t>std</w:t>
       </w:r>
+      <w:proofErr w:type="spellEnd"/>
       <w:r>
         <w:rPr>
           <w:rFonts w:ascii="Consolas" w:eastAsia="Times New Roman" w:hAnsi="Consolas" w:cs="Times New Roman"/>
@@ -165,6 +205,7 @@
           <w:lang w:eastAsia="pl-PL"/>
         </w:rPr>
       </w:pPr>
+      <w:proofErr w:type="spellStart"/>
       <w:r>
         <w:rPr>
           <w:rFonts w:ascii="Consolas" w:eastAsia="Times New Roman" w:hAnsi="Consolas" w:cs="Times New Roman"/>
@@ -175,6 +216,7 @@
         </w:rPr>
         <w:t>int</w:t>
       </w:r>
+      <w:proofErr w:type="spellEnd"/>
       <w:r>
         <w:rPr>
           <w:rFonts w:ascii="Consolas" w:eastAsia="Times New Roman" w:hAnsi="Consolas" w:cs="Times New Roman"/>
@@ -185,6 +227,7 @@
         </w:rPr>
         <w:t xml:space="preserve"> </w:t>
       </w:r>
+      <w:proofErr w:type="spellStart"/>
       <w:r>
         <w:rPr>
           <w:rFonts w:ascii="Consolas" w:eastAsia="Times New Roman" w:hAnsi="Consolas" w:cs="Times New Roman"/>
@@ -195,6 +238,7 @@
         </w:rPr>
         <w:t>main</w:t>
       </w:r>
+      <w:proofErr w:type="spellEnd"/>
       <w:r>
         <w:rPr>
           <w:rFonts w:ascii="Consolas" w:eastAsia="Times New Roman" w:hAnsi="Consolas" w:cs="Times New Roman"/>
@@ -249,7 +293,29 @@
           <w:szCs w:val="21"/>
           <w:lang w:eastAsia="pl-PL"/>
         </w:rPr>
-        <w:t xml:space="preserve">    cout </w:t>
+        <w:t xml:space="preserve">    </w:t>
+      </w:r>
+      <w:proofErr w:type="spellStart"/>
+      <w:r>
+        <w:rPr>
+          <w:rFonts w:ascii="Consolas" w:eastAsia="Times New Roman" w:hAnsi="Consolas" w:cs="Times New Roman"/>
+          <w:color w:val="BBBEBF"/>
+          <w:sz w:val="21"/>
+          <w:szCs w:val="21"/>
+          <w:lang w:eastAsia="pl-PL"/>
+        </w:rPr>
+        <w:t>cout</w:t>
+      </w:r>
+      <w:proofErr w:type="spellEnd"/>
+      <w:r>
+        <w:rPr>
+          <w:rFonts w:ascii="Consolas" w:eastAsia="Times New Roman" w:hAnsi="Consolas" w:cs="Times New Roman"/>
+          <w:color w:val="BBBEBF"/>
+          <w:sz w:val="21"/>
+          <w:szCs w:val="21"/>
+          <w:lang w:eastAsia="pl-PL"/>
+        </w:rPr>
+        <w:t xml:space="preserve"> </w:t>
       </w:r>
       <w:r>
         <w:rPr>
@@ -324,15 +390,27 @@
           <w:lang w:eastAsia="pl-PL"/>
         </w:rPr>
       </w:pPr>
-      <w:r>
-        <w:rPr>
-          <w:rFonts w:ascii="Consolas" w:eastAsia="Times New Roman" w:hAnsi="Consolas" w:cs="Times New Roman"/>
-          <w:color w:val="BBBEBF"/>
-          <w:sz w:val="21"/>
-          <w:szCs w:val="21"/>
-          <w:lang w:eastAsia="pl-PL"/>
-        </w:rPr>
-        <w:t xml:space="preserve">cout </w:t>
+      <w:proofErr w:type="spellStart"/>
+      <w:r>
+        <w:rPr>
+          <w:rFonts w:ascii="Consolas" w:eastAsia="Times New Roman" w:hAnsi="Consolas" w:cs="Times New Roman"/>
+          <w:color w:val="BBBEBF"/>
+          <w:sz w:val="21"/>
+          <w:szCs w:val="21"/>
+          <w:lang w:eastAsia="pl-PL"/>
+        </w:rPr>
+        <w:t>cout</w:t>
+      </w:r>
+      <w:proofErr w:type="spellEnd"/>
+      <w:r>
+        <w:rPr>
+          <w:rFonts w:ascii="Consolas" w:eastAsia="Times New Roman" w:hAnsi="Consolas" w:cs="Times New Roman"/>
+          <w:color w:val="BBBEBF"/>
+          <w:sz w:val="21"/>
+          <w:szCs w:val="21"/>
+          <w:lang w:eastAsia="pl-PL"/>
+        </w:rPr>
+        <w:t xml:space="preserve"> </w:t>
       </w:r>
       <w:r>
         <w:rPr>
@@ -362,7 +440,18 @@
           <w:szCs w:val="21"/>
           <w:lang w:eastAsia="pl-PL"/>
         </w:rPr>
-        <w:t>"      ZBIERANIE MONET</w:t>
+        <w:t xml:space="preserve">"      ZBIERANIE </w:t>
+      </w:r>
+      <w:proofErr w:type="spellStart"/>
+      <w:r>
+        <w:rPr>
+          <w:rFonts w:ascii="Consolas" w:eastAsia="Times New Roman" w:hAnsi="Consolas" w:cs="Times New Roman"/>
+          <w:color w:val="A5D6FF"/>
+          <w:sz w:val="21"/>
+          <w:szCs w:val="21"/>
+          <w:lang w:eastAsia="pl-PL"/>
+        </w:rPr>
+        <w:t>MONET</w:t>
       </w:r>
       <w:r>
         <w:rPr>
@@ -374,6 +463,7 @@
         </w:rPr>
         <w:t>\n</w:t>
       </w:r>
+      <w:proofErr w:type="spellEnd"/>
       <w:r>
         <w:rPr>
           <w:rFonts w:ascii="Consolas" w:eastAsia="Times New Roman" w:hAnsi="Consolas" w:cs="Times New Roman"/>
@@ -407,15 +497,27 @@
           <w:lang w:eastAsia="pl-PL"/>
         </w:rPr>
       </w:pPr>
-      <w:r>
-        <w:rPr>
-          <w:rFonts w:ascii="Consolas" w:eastAsia="Times New Roman" w:hAnsi="Consolas" w:cs="Times New Roman"/>
-          <w:color w:val="BBBEBF"/>
-          <w:sz w:val="21"/>
-          <w:szCs w:val="21"/>
-          <w:lang w:eastAsia="pl-PL"/>
-        </w:rPr>
-        <w:t xml:space="preserve">cout </w:t>
+      <w:proofErr w:type="spellStart"/>
+      <w:r>
+        <w:rPr>
+          <w:rFonts w:ascii="Consolas" w:eastAsia="Times New Roman" w:hAnsi="Consolas" w:cs="Times New Roman"/>
+          <w:color w:val="BBBEBF"/>
+          <w:sz w:val="21"/>
+          <w:szCs w:val="21"/>
+          <w:lang w:eastAsia="pl-PL"/>
+        </w:rPr>
+        <w:t>cout</w:t>
+      </w:r>
+      <w:proofErr w:type="spellEnd"/>
+      <w:r>
+        <w:rPr>
+          <w:rFonts w:ascii="Consolas" w:eastAsia="Times New Roman" w:hAnsi="Consolas" w:cs="Times New Roman"/>
+          <w:color w:val="BBBEBF"/>
+          <w:sz w:val="21"/>
+          <w:szCs w:val="21"/>
+          <w:lang w:eastAsia="pl-PL"/>
+        </w:rPr>
+        <w:t xml:space="preserve"> </w:t>
       </w:r>
       <w:r>
         <w:rPr>
@@ -445,7 +547,18 @@
           <w:szCs w:val="21"/>
           <w:lang w:eastAsia="pl-PL"/>
         </w:rPr>
-        <w:t>"      Autor: Laura Terlecka</w:t>
+        <w:t xml:space="preserve">"      Autor: Laura </w:t>
+      </w:r>
+      <w:proofErr w:type="spellStart"/>
+      <w:r>
+        <w:rPr>
+          <w:rFonts w:ascii="Consolas" w:eastAsia="Times New Roman" w:hAnsi="Consolas" w:cs="Times New Roman"/>
+          <w:color w:val="A5D6FF"/>
+          <w:sz w:val="21"/>
+          <w:szCs w:val="21"/>
+          <w:lang w:eastAsia="pl-PL"/>
+        </w:rPr>
+        <w:t>Terlecka</w:t>
       </w:r>
       <w:r>
         <w:rPr>
@@ -457,6 +570,7 @@
         </w:rPr>
         <w:t>\n</w:t>
       </w:r>
+      <w:proofErr w:type="spellEnd"/>
       <w:r>
         <w:rPr>
           <w:rFonts w:ascii="Consolas" w:eastAsia="Times New Roman" w:hAnsi="Consolas" w:cs="Times New Roman"/>
@@ -490,15 +604,27 @@
           <w:lang w:eastAsia="pl-PL"/>
         </w:rPr>
       </w:pPr>
-      <w:r>
-        <w:rPr>
-          <w:rFonts w:ascii="Consolas" w:eastAsia="Times New Roman" w:hAnsi="Consolas" w:cs="Times New Roman"/>
-          <w:color w:val="BBBEBF"/>
-          <w:sz w:val="21"/>
-          <w:szCs w:val="21"/>
-          <w:lang w:eastAsia="pl-PL"/>
-        </w:rPr>
-        <w:t xml:space="preserve">cout </w:t>
+      <w:proofErr w:type="spellStart"/>
+      <w:r>
+        <w:rPr>
+          <w:rFonts w:ascii="Consolas" w:eastAsia="Times New Roman" w:hAnsi="Consolas" w:cs="Times New Roman"/>
+          <w:color w:val="BBBEBF"/>
+          <w:sz w:val="21"/>
+          <w:szCs w:val="21"/>
+          <w:lang w:eastAsia="pl-PL"/>
+        </w:rPr>
+        <w:t>cout</w:t>
+      </w:r>
+      <w:proofErr w:type="spellEnd"/>
+      <w:r>
+        <w:rPr>
+          <w:rFonts w:ascii="Consolas" w:eastAsia="Times New Roman" w:hAnsi="Consolas" w:cs="Times New Roman"/>
+          <w:color w:val="BBBEBF"/>
+          <w:sz w:val="21"/>
+          <w:szCs w:val="21"/>
+          <w:lang w:eastAsia="pl-PL"/>
+        </w:rPr>
+        <w:t xml:space="preserve"> </w:t>
       </w:r>
       <w:r>
         <w:rPr>
@@ -573,6 +699,7 @@
           <w:lang w:eastAsia="pl-PL"/>
         </w:rPr>
       </w:pPr>
+      <w:proofErr w:type="spellStart"/>
       <w:r>
         <w:rPr>
           <w:rFonts w:ascii="Consolas" w:eastAsia="Times New Roman" w:hAnsi="Consolas" w:cs="Times New Roman"/>
@@ -583,6 +710,7 @@
         </w:rPr>
         <w:t>const</w:t>
       </w:r>
+      <w:proofErr w:type="spellEnd"/>
       <w:r>
         <w:rPr>
           <w:rFonts w:ascii="Consolas" w:eastAsia="Times New Roman" w:hAnsi="Consolas" w:cs="Times New Roman"/>
@@ -593,6 +721,7 @@
         </w:rPr>
         <w:t xml:space="preserve"> </w:t>
       </w:r>
+      <w:proofErr w:type="spellStart"/>
       <w:r>
         <w:rPr>
           <w:rFonts w:ascii="Consolas" w:eastAsia="Times New Roman" w:hAnsi="Consolas" w:cs="Times New Roman"/>
@@ -603,6 +732,7 @@
         </w:rPr>
         <w:t>int</w:t>
       </w:r>
+      <w:proofErr w:type="spellEnd"/>
       <w:r>
         <w:rPr>
           <w:rFonts w:ascii="Consolas" w:eastAsia="Times New Roman" w:hAnsi="Consolas" w:cs="Times New Roman"/>
@@ -1417,6 +1547,92 @@
       </w:pPr>
       <w:r>
         <w:t xml:space="preserve"> Dodałam zmienne przechowujące pozycję gracza oraz liczbę zdobytych punktów. Program wyświetla aktualny stan planszy, pozycję gracza i umożliwia wykonywanie ruchów w czterech kierunkach za pomocą klawiszy W, A, S i D.</w:t>
+      </w:r>
+    </w:p>
+    <w:p>
+      <w:pPr>
+        <w:pStyle w:val="NormalnyWeb"/>
+      </w:pPr>
+      <w:r>
+        <w:t xml:space="preserve">Podczas pracy nad projektem korzystałam z </w:t>
+      </w:r>
+      <w:proofErr w:type="spellStart"/>
+      <w:r>
+        <w:t>ChatGPT</w:t>
+      </w:r>
+      <w:proofErr w:type="spellEnd"/>
+      <w:r>
+        <w:t xml:space="preserve"> w celu przypomnienia składni języka C++ oraz wyjaśnienia działania poszczególnych elementów programu. Otrzymałam pomoc w zrozumieniu instrukcji</w:t>
+      </w:r>
+      <w:r>
+        <w:t xml:space="preserve"> switch</w:t>
+      </w:r>
+      <w:r>
+        <w:t xml:space="preserve"> , znaczenia słów kluczowych </w:t>
+      </w:r>
+      <w:proofErr w:type="spellStart"/>
+      <w:r>
+        <w:rPr>
+          <w:rStyle w:val="HTML-kod"/>
+        </w:rPr>
+        <w:t>default</w:t>
+      </w:r>
+      <w:proofErr w:type="spellEnd"/>
+      <w:r>
+        <w:t xml:space="preserve"> i </w:t>
+      </w:r>
+      <w:proofErr w:type="spellStart"/>
+      <w:r>
+        <w:rPr>
+          <w:rStyle w:val="HTML-kod"/>
+        </w:rPr>
+        <w:t>continue</w:t>
+      </w:r>
+      <w:proofErr w:type="spellEnd"/>
+      <w:r>
+        <w:t xml:space="preserve">, a także funkcji </w:t>
+      </w:r>
+      <w:proofErr w:type="spellStart"/>
+      <w:r>
+        <w:rPr>
+          <w:rStyle w:val="HTML-kod"/>
+        </w:rPr>
+        <w:t>toupper</w:t>
+      </w:r>
+      <w:proofErr w:type="spellEnd"/>
+      <w:r>
+        <w:rPr>
+          <w:rStyle w:val="HTML-kod"/>
+        </w:rPr>
+        <w:t>()</w:t>
+      </w:r>
+      <w:r>
+        <w:t xml:space="preserve">, która zamienia małe litery na duże. </w:t>
+      </w:r>
+      <w:proofErr w:type="spellStart"/>
+      <w:r>
+        <w:t>ChatGPT</w:t>
+      </w:r>
+      <w:proofErr w:type="spellEnd"/>
+      <w:r>
+        <w:t xml:space="preserve"> pomógł mi również zrozumieć działanie tablic dwuwymiarowych, pętli oraz obsługi ruchu gracza na planszy.</w:t>
+      </w:r>
+    </w:p>
+    <w:p>
+      <w:pPr>
+        <w:pStyle w:val="NormalnyWeb"/>
+      </w:pPr>
+      <w:r>
+        <w:t>09.06.2026r.</w:t>
+      </w:r>
+    </w:p>
+    <w:p>
+      <w:pPr>
+        <w:pStyle w:val="NormalnyWeb"/>
+      </w:pPr>
+      <w:r>
+        <w:lastRenderedPageBreak/>
+        <w:t>Dzisiaj ukończyłam cały kod gry. Dodałam wszystkie wymagane elementy, takie jak plansza w postaci tablicy dwuwymiarowej, ruch gracza, system punktów, wyświetlanie współrzędnych oraz warunek zakończenia gry. Następnie testowałam program i wprowadzałam drobne poprawki związane z działaniem ruchu oraz wyglądem wyświetlanych komunikatów. Program działa poprawnie i spełnia wymagania projektu.</w:t>
       </w:r>
     </w:p>
     <w:p>
